--- a/courts/fourth-circuit/south-carolina/state/supreme-court/reply-brief/usage/OUTPUT-reply-brief.docx
+++ b/courts/fourth-circuit/south-carolina/state/supreme-court/reply-brief/usage/OUTPUT-reply-brief.docx
@@ -252,9 +252,7 @@
         <w:t xml:space="preserve"> </w:t>
       </w:r>
       <w:r>
-        <w:t xml:space="preserve">2024</w:t>
-        <w:noBreakHyphen/>
-        <w:t xml:space="preserve">001481</w:t>
+        <w:t xml:space="preserve">2024-⁠001481</w:t>
       </w:r>
     </w:p>
     <w:p>
@@ -282,9 +280,7 @@
         <w:t xml:space="preserve"> </w:t>
       </w:r>
       <w:r>
-        <w:t xml:space="preserve">2025</w:t>
-        <w:noBreakHyphen/>
-        <w:t xml:space="preserve">000207</w:t>
+        <w:t xml:space="preserve">2025-⁠000207</w:t>
       </w:r>
     </w:p>
     <w:p>
@@ -1381,9 +1377,7 @@
               <w:t xml:space="preserve"> </w:t>
             </w:r>
             <w:r>
-              <w:t xml:space="preserve">881</w:t>
-              <w:noBreakHyphen/>
-              <w:t xml:space="preserve">8920</w:t>
+              <w:t xml:space="preserve">881-⁠8920</w:t>
             </w:r>
           </w:p>
           <w:p>
@@ -1769,9 +1763,7 @@
               <w:t xml:space="preserve"> </w:t>
             </w:r>
             <w:r>
-              <w:t xml:space="preserve">432</w:t>
-              <w:noBreakHyphen/>
-              <w:t xml:space="preserve">1992</w:t>
+              <w:t xml:space="preserve">432-⁠1992</w:t>
             </w:r>
           </w:p>
           <w:p>
@@ -2043,9 +2035,7 @@
               <w:t xml:space="preserve"> </w:t>
             </w:r>
             <w:r>
-              <w:t xml:space="preserve">642</w:t>
-              <w:noBreakHyphen/>
-              <w:t xml:space="preserve">3628</w:t>
+              <w:t xml:space="preserve">642-⁠3628</w:t>
             </w:r>
           </w:p>
           <w:p>
@@ -5782,11 +5772,7 @@
         <w:t xml:space="preserve"> </w:t>
       </w:r>
       <w:r>
-        <w:t xml:space="preserve">6</w:t>
-        <w:noBreakHyphen/>
-        <w:t xml:space="preserve">1</w:t>
-        <w:noBreakHyphen/>
-        <w:t xml:space="preserve">300(6)</w:t>
+        <w:t xml:space="preserve">6-⁠1-⁠300(6)</w:t>
       </w:r>
       <w:r>
         <w:t xml:space="preserve">   </w:t>
@@ -6282,13 +6268,7 @@
         <w:t xml:space="preserve"> </w:t>
       </w:r>
       <w:r>
-        <w:t xml:space="preserve">the legislature’s law-making power includes “the authority to amend statutes, and to determine whether the amended statute applies to matters occurring before its effective date.” 614 S.E.2d at 632</w:t>
-      </w:r>
-      <w:r>
-        <w:noBreakHyphen/>
-      </w:r>
-      <w:r>
-        <w:t xml:space="preserve">33. (Pleicones, J., dissenting).</w:t>
+        <w:t xml:space="preserve">the legislature’s law-making power includes “the authority to amend statutes, and to determine whether the amended statute applies to matters occurring before its effective date.” 614 S.E.2d at 632-⁠33. (Pleicones, J., dissenting).</w:t>
       </w:r>
     </w:p>
     <w:p>
@@ -7394,13 +7374,7 @@
         <w:t xml:space="preserve"> </w:t>
       </w:r>
       <w:r>
-        <w:t xml:space="preserve">472 U.S. at 129</w:t>
-      </w:r>
-      <w:r>
-        <w:noBreakHyphen/>
-      </w:r>
-      <w:r>
-        <w:t xml:space="preserve">130.</w:t>
+        <w:t xml:space="preserve">472 U.S. at 129-⁠130.</w:t>
       </w:r>
     </w:p>
     <w:p>
@@ -7842,9 +7816,7 @@
                     <w:t xml:space="preserve"> </w:t>
                   </w:r>
                   <w:r>
-                    <w:t xml:space="preserve">881</w:t>
-                    <w:noBreakHyphen/>
-                    <w:t xml:space="preserve">8920</w:t>
+                    <w:t xml:space="preserve">881-⁠8920</w:t>
                   </w:r>
                 </w:p>
                 <w:p>
@@ -8030,9 +8002,7 @@
                     <w:t xml:space="preserve"> </w:t>
                   </w:r>
                   <w:r>
-                    <w:t xml:space="preserve">642</w:t>
-                    <w:noBreakHyphen/>
-                    <w:t xml:space="preserve">3628</w:t>
+                    <w:t xml:space="preserve">642-⁠3628</w:t>
                   </w:r>
                 </w:p>
                 <w:p>
@@ -8402,9 +8372,7 @@
                     <w:t xml:space="preserve"> </w:t>
                   </w:r>
                   <w:r>
-                    <w:t xml:space="preserve">432</w:t>
-                    <w:noBreakHyphen/>
-                    <w:t xml:space="preserve">1992</w:t>
+                    <w:t xml:space="preserve">432-⁠1992</w:t>
                   </w:r>
                 </w:p>
                 <w:p>
@@ -8858,19 +8826,7 @@
         <w:t xml:space="preserve"> </w:t>
       </w:r>
       <w:r>
-        <w:t xml:space="preserve">Notably, in Brown and several other lawsuits challenging road maintenance fees, see, e.g., Thompson v. Killian (Appellate Case No. 2023</w:t>
-      </w:r>
-      <w:r>
-        <w:noBreakHyphen/>
-      </w:r>
-      <w:r>
-        <w:t xml:space="preserve">000442), the circuit courts dismissed various causes of action seeking a refund of previously paid fees. (R. 246</w:t>
-      </w:r>
-      <w:r>
-        <w:noBreakHyphen/>
-      </w:r>
-      <w:r>
-        <w:t xml:space="preserve">261). The circuit courts’ rulings confirm that the Respondents do not have a vested property right as they claim.</w:t>
+        <w:t xml:space="preserve">Notably, in Brown and several other lawsuits challenging road maintenance fees, see, e.g., Thompson v. Killian (Appellate Case No. 2023-⁠000442), the circuit courts dismissed various causes of action seeking a refund of previously paid fees. (R. 246-⁠261). The circuit courts’ rulings confirm that the Respondents do not have a vested property right as they claim.</w:t>
       </w:r>
     </w:p>
   </w:footnote>
@@ -9613,7 +9569,7 @@
     <w:qFormat/>
     <w:pPr>
       <w:keepLines/>
-      <w:spacing w:before="0" w:after="140" w:line="276" w:lineRule="exact"/>
+      <w:spacing w:before="46" w:after="140" w:line="276" w:lineRule="exact"/>
     </w:pPr>
     <w:rPr>
       <w:sz w:val="24"/>
